--- a/IT342_Phase2_CBSISchoolManagementSystem_Ramos.docx
+++ b/IT342_Phase2_CBSISchoolManagementSystem_Ramos.docx
@@ -135,6 +135,46 @@
         </w:drawing>
       </w:r>
     </w:p>
+    <w:p>
+      <w:r>
+        <w:lastRenderedPageBreak/>
+        <w:drawing>
+          <wp:inline distT="0" distB="0" distL="0" distR="0" wp14:anchorId="453CC43C" wp14:editId="59410685">
+            <wp:extent cx="5943600" cy="3343275"/>
+            <wp:effectExtent l="0" t="0" r="0" b="9525"/>
+            <wp:docPr id="4" name="Picture 4"/>
+            <wp:cNvGraphicFramePr>
+              <a:graphicFrameLocks xmlns:a="http://schemas.openxmlformats.org/drawingml/2006/main" noChangeAspect="1"/>
+            </wp:cNvGraphicFramePr>
+            <a:graphic xmlns:a="http://schemas.openxmlformats.org/drawingml/2006/main">
+              <a:graphicData uri="http://schemas.openxmlformats.org/drawingml/2006/picture">
+                <pic:pic xmlns:pic="http://schemas.openxmlformats.org/drawingml/2006/picture">
+                  <pic:nvPicPr>
+                    <pic:cNvPr id="1" name=""/>
+                    <pic:cNvPicPr/>
+                  </pic:nvPicPr>
+                  <pic:blipFill>
+                    <a:blip r:embed="rId6"/>
+                    <a:stretch>
+                      <a:fillRect/>
+                    </a:stretch>
+                  </pic:blipFill>
+                  <pic:spPr>
+                    <a:xfrm>
+                      <a:off x="0" y="0"/>
+                      <a:ext cx="5943600" cy="3343275"/>
+                    </a:xfrm>
+                    <a:prstGeom prst="rect">
+                      <a:avLst/>
+                    </a:prstGeom>
+                  </pic:spPr>
+                </pic:pic>
+              </a:graphicData>
+            </a:graphic>
+          </wp:inline>
+        </w:drawing>
+      </w:r>
+    </w:p>
     <w:p/>
     <w:p>
       <w:r>
@@ -142,6 +182,111 @@
       </w:r>
       <w:r>
         <w:t>Registration here is simply a mockup, and sign ins cannot be verified until account verification is set up.</w:t>
+      </w:r>
+    </w:p>
+    <w:p/>
+    <w:p>
+      <w:r>
+        <w:drawing>
+          <wp:inline distT="0" distB="0" distL="0" distR="0" wp14:anchorId="112C6F16" wp14:editId="7C61E20B">
+            <wp:extent cx="5943600" cy="2923540"/>
+            <wp:effectExtent l="0" t="0" r="0" b="0"/>
+            <wp:docPr id="2" name="Picture 2"/>
+            <wp:cNvGraphicFramePr>
+              <a:graphicFrameLocks xmlns:a="http://schemas.openxmlformats.org/drawingml/2006/main" noChangeAspect="1"/>
+            </wp:cNvGraphicFramePr>
+            <a:graphic xmlns:a="http://schemas.openxmlformats.org/drawingml/2006/main">
+              <a:graphicData uri="http://schemas.openxmlformats.org/drawingml/2006/picture">
+                <pic:pic xmlns:pic="http://schemas.openxmlformats.org/drawingml/2006/picture">
+                  <pic:nvPicPr>
+                    <pic:cNvPr id="1" name=""/>
+                    <pic:cNvPicPr/>
+                  </pic:nvPicPr>
+                  <pic:blipFill>
+                    <a:blip r:embed="rId7"/>
+                    <a:stretch>
+                      <a:fillRect/>
+                    </a:stretch>
+                  </pic:blipFill>
+                  <pic:spPr>
+                    <a:xfrm>
+                      <a:off x="0" y="0"/>
+                      <a:ext cx="5943600" cy="2923540"/>
+                    </a:xfrm>
+                    <a:prstGeom prst="rect">
+                      <a:avLst/>
+                    </a:prstGeom>
+                  </pic:spPr>
+                </pic:pic>
+              </a:graphicData>
+            </a:graphic>
+          </wp:inline>
+        </w:drawing>
+      </w:r>
+    </w:p>
+    <w:p/>
+    <w:p>
+      <w:r>
+        <w:lastRenderedPageBreak/>
+        <w:t xml:space="preserve">The database is currently empty, but will be populated with accounts that </w:t>
+      </w:r>
+      <w:r>
+        <w:t>must first be approved by admins or account approval staff.</w:t>
+      </w:r>
+    </w:p>
+    <w:p/>
+    <w:p>
+      <w:r>
+        <w:drawing>
+          <wp:inline distT="0" distB="0" distL="0" distR="0" wp14:anchorId="052F3F1B" wp14:editId="203B4AA8">
+            <wp:extent cx="5943600" cy="3343275"/>
+            <wp:effectExtent l="0" t="0" r="0" b="9525"/>
+            <wp:docPr id="3" name="Picture 3"/>
+            <wp:cNvGraphicFramePr>
+              <a:graphicFrameLocks xmlns:a="http://schemas.openxmlformats.org/drawingml/2006/main" noChangeAspect="1"/>
+            </wp:cNvGraphicFramePr>
+            <a:graphic xmlns:a="http://schemas.openxmlformats.org/drawingml/2006/main">
+              <a:graphicData uri="http://schemas.openxmlformats.org/drawingml/2006/picture">
+                <pic:pic xmlns:pic="http://schemas.openxmlformats.org/drawingml/2006/picture">
+                  <pic:nvPicPr>
+                    <pic:cNvPr id="1" name=""/>
+                    <pic:cNvPicPr/>
+                  </pic:nvPicPr>
+                  <pic:blipFill>
+                    <a:blip r:embed="rId8"/>
+                    <a:stretch>
+                      <a:fillRect/>
+                    </a:stretch>
+                  </pic:blipFill>
+                  <pic:spPr>
+                    <a:xfrm>
+                      <a:off x="0" y="0"/>
+                      <a:ext cx="5943600" cy="3343275"/>
+                    </a:xfrm>
+                    <a:prstGeom prst="rect">
+                      <a:avLst/>
+                    </a:prstGeom>
+                  </pic:spPr>
+                </pic:pic>
+              </a:graphicData>
+            </a:graphic>
+          </wp:inline>
+        </w:drawing>
+      </w:r>
+    </w:p>
+    <w:p/>
+    <w:p>
+      <w:r>
+        <w:t>Above are the controllers / endpoints for logging in and registration. Later on, registration will also have a bulk endpoint for registering multiple accounts, to be then left for pending approval by admins.</w:t>
+      </w:r>
+    </w:p>
+    <w:p/>
+    <w:p>
+      <w:r>
+        <w:t xml:space="preserve">Commit hash: </w:t>
+      </w:r>
+      <w:r>
+        <w:t>c392a0bf7073331f46a31480dc7bfd70a64f4ea5</w:t>
       </w:r>
       <w:bookmarkStart w:id="0" w:name="_GoBack"/>
       <w:bookmarkEnd w:id="0"/>
